--- a/README.docx
+++ b/README.docx
@@ -228,7 +228,6 @@
         <w:spacing w:before="20" w:after="20"/>
         <w:ind w:left="432" w:right="216"/>
         <w:rPr>
-          <w:rFonts w:hint="eastAsia"/>
           <w:lang w:val="ru-RU"/>
         </w:rPr>
       </w:pPr>
@@ -283,7 +282,6 @@
         </w:tabs>
         <w:rPr>
           <w:rFonts w:asciiTheme="minorHAnsi" w:hAnsiTheme="minorHAnsi"/>
-          <w:lang w:val="ru-RU"/>
         </w:rPr>
       </w:pPr>
       <w:r>
@@ -292,6 +290,28 @@
           <w:lang w:val="ru-RU"/>
         </w:rPr>
         <w:t>Я изменил файл \хАХАХАХАХАХАХАХАХАХАХА</w:t>
+      </w:r>
+      <w:r>
+        <w:rPr>
+          <w:rFonts w:asciiTheme="minorHAnsi" w:hAnsiTheme="minorHAnsi"/>
+        </w:rPr>
+        <w:t>sdfskldjfkldjasfkljadf</w:t>
+      </w:r>
+    </w:p>
+    <w:p>
+      <w:pPr>
+        <w:tabs>
+          <w:tab w:val="left" w:pos="2625"/>
+        </w:tabs>
+        <w:rPr>
+          <w:rFonts w:asciiTheme="minorHAnsi" w:hAnsiTheme="minorHAnsi"/>
+        </w:rPr>
+      </w:pPr>
+      <w:r>
+        <w:rPr>
+          <w:rFonts w:asciiTheme="minorHAnsi" w:hAnsiTheme="minorHAnsi"/>
+        </w:rPr>
+        <w:t>asdfjkasdjfkljakdsf</w:t>
       </w:r>
       <w:bookmarkStart w:id="0" w:name="_GoBack"/>
       <w:bookmarkEnd w:id="0"/>
@@ -371,7 +391,6 @@
     </w:r>
     <w:r>
       <w:rPr>
-        <w:rFonts w:hint="eastAsia"/>
         <w:color w:val="64748B"/>
         <w:sz w:val="16"/>
       </w:rPr>
@@ -12376,7 +12395,7 @@
 </file>
 
 <file path=customXml/itemProps1.xml><?xml version="1.0" encoding="utf-8"?>
-<ds:datastoreItem xmlns:ds="http://schemas.openxmlformats.org/officeDocument/2006/customXml" ds:itemID="{BDFBBF74-0195-4328-8ECB-4029A6D5C8D6}">
+<ds:datastoreItem xmlns:ds="http://schemas.openxmlformats.org/officeDocument/2006/customXml" ds:itemID="{7FB5D3B6-D749-40FC-ABC4-8031FF16D77B}">
   <ds:schemaRefs>
     <ds:schemaRef ds:uri="http://schemas.openxmlformats.org/officeDocument/2006/bibliography"/>
   </ds:schemaRefs>

--- a/README.docx
+++ b/README.docx
@@ -178,9 +178,6 @@
     <w:p>
       <w:pPr>
         <w:pStyle w:val="21"/>
-        <w:rPr>
-          <w:lang w:val="ru-RU"/>
-        </w:rPr>
       </w:pPr>
       <w:r>
         <w:rPr>
@@ -194,7 +191,6 @@
         <w:spacing w:after="40"/>
         <w:rPr>
           <w:rFonts w:hint="eastAsia"/>
-          <w:lang w:val="ru-RU"/>
         </w:rPr>
       </w:pPr>
     </w:p>
@@ -202,14 +198,25 @@
       <w:pPr>
         <w:rPr>
           <w:rFonts w:hint="eastAsia"/>
-          <w:lang w:val="ru-RU"/>
         </w:rPr>
       </w:pPr>
       <w:r>
         <w:rPr>
           <w:lang w:val="ru-RU"/>
         </w:rPr>
-        <w:t>Начни с:</w:t>
+        <w:t>Начни</w:t>
+      </w:r>
+      <w:r>
+        <w:t xml:space="preserve"> </w:t>
+      </w:r>
+      <w:r>
+        <w:rPr>
+          <w:lang w:val="ru-RU"/>
+        </w:rPr>
+        <w:t>с</w:t>
+      </w:r>
+      <w:r>
+        <w:t>:</w:t>
       </w:r>
     </w:p>
     <w:p>
@@ -217,7 +224,6 @@
         <w:spacing w:after="40"/>
         <w:rPr>
           <w:rFonts w:hint="eastAsia"/>
-          <w:lang w:val="ru-RU"/>
         </w:rPr>
       </w:pPr>
     </w:p>
@@ -227,17 +233,11 @@
         <w:shd w:val="clear" w:color="auto" w:fill="EEF2F5"/>
         <w:spacing w:before="20" w:after="20"/>
         <w:ind w:left="432" w:right="216"/>
-        <w:rPr>
-          <w:lang w:val="ru-RU"/>
-        </w:rPr>
       </w:pPr>
       <w:r>
         <w:t>git</w:t>
       </w:r>
       <w:r>
-        <w:rPr>
-          <w:lang w:val="ru-RU"/>
-        </w:rPr>
         <w:t xml:space="preserve"> </w:t>
       </w:r>
       <w:r>
@@ -250,17 +250,11 @@
         <w:shd w:val="clear" w:color="auto" w:fill="EEF2F5"/>
         <w:spacing w:before="20" w:after="20"/>
         <w:ind w:left="432" w:right="216"/>
-        <w:rPr>
-          <w:lang w:val="ru-RU"/>
-        </w:rPr>
       </w:pPr>
       <w:r>
         <w:t>git</w:t>
       </w:r>
       <w:r>
-        <w:rPr>
-          <w:lang w:val="ru-RU"/>
-        </w:rPr>
         <w:t xml:space="preserve"> </w:t>
       </w:r>
       <w:r>
@@ -271,7 +265,6 @@
       <w:pPr>
         <w:rPr>
           <w:rFonts w:hint="eastAsia"/>
-          <w:lang w:val="ru-RU"/>
         </w:rPr>
       </w:pPr>
     </w:p>
@@ -311,7 +304,29 @@
         <w:rPr>
           <w:rFonts w:asciiTheme="minorHAnsi" w:hAnsiTheme="minorHAnsi"/>
         </w:rPr>
-        <w:t>asdfjkasdjfkljakdsf</w:t>
+        <w:t>A</w:t>
+      </w:r>
+      <w:r>
+        <w:rPr>
+          <w:rFonts w:asciiTheme="minorHAnsi" w:hAnsiTheme="minorHAnsi"/>
+        </w:rPr>
+        <w:t>sdfjkasdjfkljakdsf</w:t>
+      </w:r>
+    </w:p>
+    <w:p>
+      <w:pPr>
+        <w:tabs>
+          <w:tab w:val="left" w:pos="2625"/>
+        </w:tabs>
+        <w:rPr>
+          <w:rFonts w:asciiTheme="minorHAnsi" w:hAnsiTheme="minorHAnsi"/>
+        </w:rPr>
+      </w:pPr>
+      <w:r>
+        <w:rPr>
+          <w:rFonts w:asciiTheme="minorHAnsi" w:hAnsiTheme="minorHAnsi"/>
+        </w:rPr>
+        <w:t>khghjghj</w:t>
       </w:r>
       <w:bookmarkStart w:id="0" w:name="_GoBack"/>
       <w:bookmarkEnd w:id="0"/>
@@ -12395,7 +12410,7 @@
 </file>
 
 <file path=customXml/itemProps1.xml><?xml version="1.0" encoding="utf-8"?>
-<ds:datastoreItem xmlns:ds="http://schemas.openxmlformats.org/officeDocument/2006/customXml" ds:itemID="{7FB5D3B6-D749-40FC-ABC4-8031FF16D77B}">
+<ds:datastoreItem xmlns:ds="http://schemas.openxmlformats.org/officeDocument/2006/customXml" ds:itemID="{9C79F195-3CE6-4691-9BE2-73A416DF5801}">
   <ds:schemaRefs>
     <ds:schemaRef ds:uri="http://schemas.openxmlformats.org/officeDocument/2006/bibliography"/>
   </ds:schemaRefs>
